--- a/docs/content/factors/factors_lecture.docx
+++ b/docs/content/factors/factors_lecture.docx
@@ -7,7 +7,7 @@
         <w:pStyle w:val="Title"/>
       </w:pPr>
       <w:r>
-        <w:t xml:space="preserve">Lecture 10 — Factors: Taming Categorical Data</w:t>
+        <w:t xml:space="preserve">Lecture 16 — Factors: Taming Categorical Data</w:t>
       </w:r>
     </w:p>
     <w:p>
@@ -31,7 +31,7 @@
         <w:pStyle w:val="Date"/>
       </w:pPr>
       <w:r>
-        <w:t xml:space="preserve">2026-07-05</w:t>
+        <w:t xml:space="preserve">2026-08-27</w:t>
       </w:r>
     </w:p>
     <w:bookmarkStart w:id="12" w:name="where-we-left-off-pivoting-real-data"/>
@@ -343,20 +343,7 @@
               <w:t xml:space="preserve"> </w:t>
             </w:r>
             <w:r>
-              <w:t xml:space="preserve">package. You’ll lean on it again next week when you run a one-way</w:t>
-            </w:r>
-            <w:r>
-              <w:t xml:space="preserve"> </w:t>
-            </w:r>
-            <w:r>
-              <w:rPr>
-                <w:b/>
-                <w:bCs/>
-              </w:rPr>
-              <w:t xml:space="preserve">ANOVA</w:t>
-            </w:r>
-            <w:r>
-              <w:t xml:space="preserve">.</w:t>
+              <w:t xml:space="preserve">package. You already used this kind of grouping variable back in the one-way ANOVA (Lecture 13) — today you learn to control how it displays.</w:t>
             </w:r>
           </w:p>
           <w:p/>
@@ -1130,17 +1117,31 @@
               </w:numPr>
             </w:pPr>
             <w:r>
-              <w:rPr>
-                <w:b/>
-                <w:bCs/>
-              </w:rPr>
-              <w:t xml:space="preserve">Predicting the order</w:t>
+              <w:t xml:space="preserve">With factors,</w:t>
             </w:r>
             <w:r>
               <w:t xml:space="preserve"> </w:t>
             </w:r>
             <w:r>
-              <w:t xml:space="preserve">of a plot forces you to reason about levels — the whole point of factors.</w:t>
+              <w:t xml:space="preserve">“predict the output”</w:t>
+            </w:r>
+            <w:r>
+              <w:t xml:space="preserve"> </w:t>
+            </w:r>
+            <w:r>
+              <w:t xml:space="preserve">almost always means</w:t>
+            </w:r>
+            <w:r>
+              <w:t xml:space="preserve"> </w:t>
+            </w:r>
+            <w:r>
+              <w:t xml:space="preserve">“predict the order the bars will appear in”</w:t>
+            </w:r>
+            <w:r>
+              <w:t xml:space="preserve"> </w:t>
+            </w:r>
+            <w:r>
+              <w:t xml:space="preserve">— forcing that guess is what makes you actually think about levels instead of ggplot’s defaults.</w:t>
             </w:r>
           </w:p>
           <w:p>
@@ -1152,17 +1153,7 @@
               </w:numPr>
             </w:pPr>
             <w:r>
-              <w:rPr>
-                <w:b/>
-                <w:bCs/>
-              </w:rPr>
-              <w:t xml:space="preserve">Typing by hand</w:t>
-            </w:r>
-            <w:r>
-              <w:t xml:space="preserve"> </w:t>
-            </w:r>
-            <w:r>
-              <w:t xml:space="preserve">builds the muscle memory for the</w:t>
+              <w:t xml:space="preserve">The</w:t>
             </w:r>
             <w:r>
               <w:t xml:space="preserve"> </w:t>
@@ -1177,7 +1168,16 @@
               <w:t xml:space="preserve"> </w:t>
             </w:r>
             <w:r>
-              <w:t xml:space="preserve">family.</w:t>
+              <w:t xml:space="preserve">functions all take a similar shape (</w:t>
+            </w:r>
+            <w:r>
+              <w:rPr>
+                <w:rStyle w:val="VerbatimChar"/>
+              </w:rPr>
+              <w:t xml:space="preserve">fct_something(factor, ...)</w:t>
+            </w:r>
+            <w:r>
+              <w:t xml:space="preserve">), and typing them out enough times is what gets that shape into your fingers.</w:t>
             </w:r>
           </w:p>
           <w:p>
@@ -1189,17 +1189,22 @@
               </w:numPr>
             </w:pPr>
             <w:r>
+              <w:t xml:space="preserve">Two days of new</w:t>
+            </w:r>
+            <w:r>
+              <w:t xml:space="preserve"> </w:t>
+            </w:r>
+            <w:r>
               <w:rPr>
-                <w:b/>
-                <w:bCs/>
+                <w:rStyle w:val="VerbatimChar"/>
               </w:rPr>
-              <w:t xml:space="preserve">Chunk → practice</w:t>
+              <w:t xml:space="preserve">fct_</w:t>
             </w:r>
             <w:r>
               <w:t xml:space="preserve"> </w:t>
             </w:r>
             <w:r>
-              <w:t xml:space="preserve">keeps each idea in working memory long enough to stick.</w:t>
+              <w:t xml:space="preserve">verbs is a lot to hold onto — using each one in the activity right after you see it in lecture is what keeps Day 1’s functions available when Day 2 builds on them.</w:t>
             </w:r>
           </w:p>
           <w:p/>
@@ -4163,7 +4168,7 @@
         <w:rPr>
           <w:rStyle w:val="StringTok"/>
         </w:rPr>
-        <w:t xml:space="preserve">"steelblue"</w:t>
+        <w:t xml:space="preserve">"darkblue"</w:t>
       </w:r>
       <w:r>
         <w:rPr>
@@ -6638,7 +6643,7 @@
               <w:t xml:space="preserve"> </w:t>
             </w:r>
             <w:r>
-              <w:t xml:space="preserve">When you fit a model — the regression from Lecture 06, or the ANOVA coming next week — R compares everything to the</w:t>
+              <w:t xml:space="preserve">When you fit a model — the regression from Lecture 11, or the ANOVA from Lecture 13 — R compares everything to the</w:t>
             </w:r>
             <w:r>
               <w:t xml:space="preserve"> </w:t>
@@ -8316,17 +8321,37 @@
         <w:pStyle w:val="BodyText"/>
       </w:pPr>
       <w:r>
-        <w:t xml:space="preserve">This is the everyday payoff:</w:t>
-      </w:r>
-      <w:r>
-        <w:t xml:space="preserve"> </w:t>
-      </w:r>
-      <w:r>
-        <w:rPr>
-          <w:b/>
-          <w:bCs/>
-        </w:rPr>
-        <w:t xml:space="preserve">factors are how you make categorical plots say what you mean.</w:t>
+        <w:t xml:space="preserve">Notice nothing here required touching the underlying data frame outside the pipe —</w:t>
+      </w:r>
+      <w:r>
+        <w:t xml:space="preserve"> </w:t>
+      </w:r>
+      <w:r>
+        <w:rPr>
+          <w:rStyle w:val="VerbatimChar"/>
+        </w:rPr>
+        <w:t xml:space="preserve">fct_recode()</w:t>
+      </w:r>
+      <w:r>
+        <w:t xml:space="preserve"> </w:t>
+      </w:r>
+      <w:r>
+        <w:t xml:space="preserve">and</w:t>
+      </w:r>
+      <w:r>
+        <w:t xml:space="preserve"> </w:t>
+      </w:r>
+      <w:r>
+        <w:rPr>
+          <w:rStyle w:val="VerbatimChar"/>
+        </w:rPr>
+        <w:t xml:space="preserve">fct_reorder()</w:t>
+      </w:r>
+      <w:r>
+        <w:t xml:space="preserve"> </w:t>
+      </w:r>
+      <w:r>
+        <w:t xml:space="preserve">did all the work on the fly, right where the plot is built.</w:t>
       </w:r>
     </w:p>
     <w:bookmarkEnd w:id="84"/>
@@ -8660,7 +8685,7 @@
           <w:b/>
           <w:bCs/>
         </w:rPr>
-        <w:t xml:space="preserve">Up next — Lecture 11:</w:t>
+        <w:t xml:space="preserve">Up next — Lecture 17:</w:t>
       </w:r>
     </w:p>
     <w:p>
@@ -8676,13 +8701,13 @@
           <w:b/>
           <w:bCs/>
         </w:rPr>
-        <w:t xml:space="preserve">One-way ANOVA</w:t>
-      </w:r>
-      <w:r>
-        <w:t xml:space="preserve"> </w:t>
-      </w:r>
-      <w:r>
-        <w:t xml:space="preserve">— compare a numeric response across three or more groups</w:t>
+        <w:t xml:space="preserve">Joins</w:t>
+      </w:r>
+      <w:r>
+        <w:t xml:space="preserve"> </w:t>
+      </w:r>
+      <w:r>
+        <w:t xml:space="preserve">— combine two tables on a shared key</w:t>
       </w:r>
     </w:p>
     <w:p>
@@ -8694,7 +8719,7 @@
         </w:numPr>
       </w:pPr>
       <w:r>
-        <w:t xml:space="preserve">Your factor levels are now in order, so the group comparisons read cleanly</w:t>
+        <w:t xml:space="preserve">The prerequisite for bigger datasets — and for maps</w:t>
       </w:r>
     </w:p>
     <w:bookmarkEnd w:id="86"/>
